--- a/docs/architecture/engine_architecture.docx
+++ b/docs/architecture/engine_architecture.docx
@@ -122,39 +122,20 @@
           <w:rFonts w:ascii="Cascadia Code" w:hAnsi="Cascadia Code" w:cs="Cascadia Code"/>
         </w:rPr>
       </w:pPr>
-      <w:r>
+    </w:p>
+    <w:p>
+      <w:pPr>
         <w:rPr>
           <w:rFonts w:ascii="Cascadia Code" w:hAnsi="Cascadia Code" w:cs="Cascadia Code"/>
         </w:rPr>
-        <w:t>Built using:</w:t>
-      </w:r>
-      <w:r>
+      </w:pPr>
+    </w:p>
+    <w:p>
+      <w:pPr>
         <w:rPr>
           <w:rFonts w:ascii="Cascadia Code" w:hAnsi="Cascadia Code" w:cs="Cascadia Code"/>
-        </w:rPr>
-        <w:br/>
-        <w:t>React + TypeScript | Node.js + Express | MongoDB Atlas</w:t>
-      </w:r>
-    </w:p>
-    <w:p>
-      <w:pPr>
-        <w:rPr>
-          <w:rFonts w:ascii="Cascadia Code" w:hAnsi="Cascadia Code" w:cs="Cascadia Code"/>
-        </w:rPr>
-      </w:pPr>
-    </w:p>
-    <w:p>
-      <w:pPr>
-        <w:rPr>
-          <w:rFonts w:ascii="Cascadia Code" w:hAnsi="Cascadia Code" w:cs="Cascadia Code"/>
-        </w:rPr>
-      </w:pPr>
-    </w:p>
-    <w:p>
-      <w:pPr>
-        <w:jc w:val="center"/>
-        <w:rPr>
-          <w:rFonts w:ascii="Cascadia Code" w:hAnsi="Cascadia Code" w:cs="Cascadia Code"/>
+          <w:b/>
+          <w:bCs/>
           <w:sz w:val="32"/>
           <w:szCs w:val="32"/>
         </w:rPr>
@@ -162,19 +143,80 @@
       <w:r>
         <w:rPr>
           <w:rFonts w:ascii="Cascadia Code" w:hAnsi="Cascadia Code" w:cs="Cascadia Code"/>
+          <w:b/>
+          <w:bCs/>
           <w:sz w:val="32"/>
           <w:szCs w:val="32"/>
         </w:rPr>
-        <w:t>SYSTEMS BLUEPRINT CHECK</w:t>
-      </w:r>
-    </w:p>
-    <w:p>
-      <w:pPr>
-        <w:rPr>
+        <w:t>EXECUTIVE SUMMARY</w:t>
+      </w:r>
+    </w:p>
+    <w:p>
+      <w:pPr>
+        <w:rPr>
+          <w:rFonts w:ascii="Cascadia Code" w:hAnsi="Cascadia Code" w:cs="Cascadia Code"/>
           <w:b/>
           <w:bCs/>
-        </w:rPr>
-      </w:pPr>
+          <w:sz w:val="32"/>
+          <w:szCs w:val="32"/>
+        </w:rPr>
+      </w:pPr>
+    </w:p>
+    <w:p>
+      <w:pPr>
+        <w:spacing w:line="480" w:lineRule="auto"/>
+        <w:rPr>
+          <w:rFonts w:ascii="Arial Nova Light" w:hAnsi="Arial Nova Light" w:cs="Cascadia Code"/>
+        </w:rPr>
+      </w:pPr>
+      <w:r>
+        <w:rPr>
+          <w:rFonts w:ascii="Arial Nova Light" w:hAnsi="Arial Nova Light" w:cs="Cascadia Code"/>
+        </w:rPr>
+        <w:t xml:space="preserve">The </w:t>
+      </w:r>
+      <w:proofErr w:type="spellStart"/>
+      <w:r>
+        <w:rPr>
+          <w:rFonts w:ascii="Arial Nova Light" w:hAnsi="Arial Nova Light" w:cs="Cascadia Code"/>
+        </w:rPr>
+        <w:t>TapTap</w:t>
+      </w:r>
+      <w:proofErr w:type="spellEnd"/>
+      <w:r>
+        <w:rPr>
+          <w:rFonts w:ascii="Arial Nova Light" w:hAnsi="Arial Nova Light" w:cs="Cascadia Code"/>
+        </w:rPr>
+        <w:t xml:space="preserve"> Adaptive Modular Game Engine (TAMGE) is a configuration-driven, scalable learning game framework designed to enable rapid game deployment without modifying core engine logic. The system separates execution from configuration, allowing new games to be integrated purely through structured JSON schemas. It incorporates adaptive progression algorithms, performance-based difficulty branching, and modular service isolation for long-term maintainability. </w:t>
+      </w:r>
+      <w:proofErr w:type="gramStart"/>
+      <w:r>
+        <w:rPr>
+          <w:rFonts w:ascii="Arial Nova Light" w:hAnsi="Arial Nova Light" w:cs="Cascadia Code"/>
+        </w:rPr>
+        <w:t>A built-in analytics</w:t>
+      </w:r>
+      <w:proofErr w:type="gramEnd"/>
+      <w:r>
+        <w:rPr>
+          <w:rFonts w:ascii="Arial Nova Light" w:hAnsi="Arial Nova Light" w:cs="Cascadia Code"/>
+        </w:rPr>
+        <w:t xml:space="preserve"> hook layer ensures extensibility toward AI-driven personalization and predictive skill </w:t>
+      </w:r>
+      <w:proofErr w:type="spellStart"/>
+      <w:r>
+        <w:rPr>
+          <w:rFonts w:ascii="Arial Nova Light" w:hAnsi="Arial Nova Light" w:cs="Cascadia Code"/>
+        </w:rPr>
+        <w:t>modeling</w:t>
+      </w:r>
+      <w:proofErr w:type="spellEnd"/>
+      <w:r>
+        <w:rPr>
+          <w:rFonts w:ascii="Arial Nova Light" w:hAnsi="Arial Nova Light" w:cs="Cascadia Code"/>
+        </w:rPr>
+        <w:t>. TAMGE is designed not as a single application, but as a reusable platform engine for gamified employability ecosystems.</w:t>
+      </w:r>
     </w:p>
     <w:p>
       <w:pPr>
@@ -258,70 +300,7 @@
     </w:p>
     <w:p>
       <w:pPr>
-        <w:rPr>
-          <w:b/>
-          <w:bCs/>
-        </w:rPr>
-      </w:pPr>
-    </w:p>
-    <w:p>
-      <w:pPr>
-        <w:rPr>
-          <w:b/>
-          <w:bCs/>
-        </w:rPr>
-      </w:pPr>
-    </w:p>
-    <w:p>
-      <w:pPr>
-        <w:rPr>
-          <w:b/>
-          <w:bCs/>
-        </w:rPr>
-      </w:pPr>
-    </w:p>
-    <w:p>
-      <w:pPr>
-        <w:rPr>
-          <w:b/>
-          <w:bCs/>
-        </w:rPr>
-      </w:pPr>
-    </w:p>
-    <w:p>
-      <w:pPr>
-        <w:rPr>
-          <w:b/>
-          <w:bCs/>
-        </w:rPr>
-      </w:pPr>
-    </w:p>
-    <w:p>
-      <w:pPr>
-        <w:rPr>
-          <w:b/>
-          <w:bCs/>
-        </w:rPr>
-      </w:pPr>
-    </w:p>
-    <w:p>
-      <w:pPr>
-        <w:rPr>
-          <w:b/>
-          <w:bCs/>
-        </w:rPr>
-      </w:pPr>
-    </w:p>
-    <w:p>
-      <w:pPr>
-        <w:rPr>
-          <w:b/>
-          <w:bCs/>
-        </w:rPr>
-      </w:pPr>
-    </w:p>
-    <w:p>
-      <w:pPr>
+        <w:jc w:val="center"/>
         <w:rPr>
           <w:b/>
           <w:bCs/>
@@ -342,7 +321,13 @@
       </w:r>
     </w:p>
     <w:p>
-      <w:r>
+      <w:pPr>
+        <w:jc w:val="center"/>
+      </w:pPr>
+      <w:r>
+        <w:rPr>
+          <w:noProof/>
+        </w:rPr>
         <w:drawing>
           <wp:inline distT="0" distB="0" distL="0" distR="0" wp14:anchorId="17B050BA" wp14:editId="77C6BF55">
             <wp:extent cx="3393217" cy="8338457"/>
@@ -488,9 +473,14 @@
         <w:t>The architecture separates configuration from execution — enabling long-term extensibility.</w:t>
       </w:r>
     </w:p>
-    <w:p/>
-    <w:p>
-      <w:pPr>
+    <w:p>
+      <w:pPr>
+        <w:jc w:val="center"/>
+      </w:pPr>
+    </w:p>
+    <w:p>
+      <w:pPr>
+        <w:jc w:val="center"/>
         <w:rPr>
           <w:b/>
           <w:bCs/>
@@ -599,7 +589,13 @@
       </w:r>
     </w:p>
     <w:p>
-      <w:r>
+      <w:pPr>
+        <w:jc w:val="center"/>
+      </w:pPr>
+      <w:r>
+        <w:rPr>
+          <w:noProof/>
+        </w:rPr>
         <w:lastRenderedPageBreak/>
         <w:drawing>
           <wp:inline distT="0" distB="0" distL="0" distR="0" wp14:anchorId="38283639" wp14:editId="274ACEAD">
@@ -659,6 +655,7 @@
     <w:p/>
     <w:p>
       <w:pPr>
+        <w:jc w:val="center"/>
         <w:rPr>
           <w:b/>
           <w:bCs/>
@@ -679,7 +676,13 @@
       </w:r>
     </w:p>
     <w:p>
-      <w:r>
+      <w:pPr>
+        <w:jc w:val="center"/>
+      </w:pPr>
+      <w:r>
+        <w:rPr>
+          <w:noProof/>
+        </w:rPr>
         <w:drawing>
           <wp:inline distT="0" distB="0" distL="0" distR="0" wp14:anchorId="653BC38D" wp14:editId="1E3D8B9B">
             <wp:extent cx="5491063" cy="8406935"/>
@@ -847,8 +850,10 @@
       </w:r>
     </w:p>
     <w:p/>
-    <w:p>
-      <w:pPr>
+    <w:p/>
+    <w:p>
+      <w:pPr>
+        <w:jc w:val="center"/>
         <w:rPr>
           <w:b/>
           <w:bCs/>
@@ -866,18 +871,21 @@
         </w:rPr>
         <w:t>REUSABILITY MODEL</w:t>
       </w:r>
-      <w:r>
+    </w:p>
+    <w:p>
+      <w:pPr>
+        <w:jc w:val="center"/>
         <w:rPr>
           <w:b/>
           <w:bCs/>
           <w:sz w:val="32"/>
           <w:szCs w:val="32"/>
         </w:rPr>
-        <w:t xml:space="preserve"> </w:t>
-      </w:r>
-    </w:p>
-    <w:p>
-      <w:pPr>
+      </w:pPr>
+    </w:p>
+    <w:p>
+      <w:pPr>
+        <w:jc w:val="center"/>
         <w:rPr>
           <w:b/>
           <w:bCs/>
@@ -961,6 +969,7 @@
     </w:p>
     <w:p>
       <w:r>
+        <w:lastRenderedPageBreak/>
         <w:t>This enables:</w:t>
       </w:r>
     </w:p>
@@ -974,9 +983,6 @@
       </w:r>
       <w:r>
         <w:br/>
-      </w:r>
-      <w:r>
-        <w:lastRenderedPageBreak/>
         <w:t>• Zero duplication of logic</w:t>
       </w:r>
       <w:r>
@@ -989,6 +995,750 @@
         <w:t>The engine acts as a universal execution layer for multiple game types.</w:t>
       </w:r>
     </w:p>
+    <w:p/>
+    <w:p>
+      <w:pPr>
+        <w:jc w:val="center"/>
+        <w:rPr>
+          <w:b/>
+          <w:bCs/>
+          <w:sz w:val="32"/>
+          <w:szCs w:val="32"/>
+        </w:rPr>
+      </w:pPr>
+      <w:r>
+        <w:rPr>
+          <w:b/>
+          <w:bCs/>
+          <w:sz w:val="32"/>
+          <w:szCs w:val="32"/>
+          <w:highlight w:val="yellow"/>
+        </w:rPr>
+        <w:t>ENGINE CAPABILITY MATRIX</w:t>
+      </w:r>
+    </w:p>
+    <w:p>
+      <w:r>
+        <w:t xml:space="preserve">To clearly demonstrate the differentiation and long-term viability of the </w:t>
+      </w:r>
+      <w:proofErr w:type="spellStart"/>
+      <w:r>
+        <w:t>TapTap</w:t>
+      </w:r>
+      <w:proofErr w:type="spellEnd"/>
+      <w:r>
+        <w:t xml:space="preserve"> Adaptive Modular Game Engine, the following comparison highlights how TAMGE extends beyond traditional game implementations.</w:t>
+      </w:r>
+    </w:p>
+    <w:tbl>
+      <w:tblPr>
+        <w:tblStyle w:val="ListTable2-Accent2"/>
+        <w:tblW w:w="0" w:type="auto"/>
+        <w:tblLook w:val="04A0" w:firstRow="1" w:lastRow="0" w:firstColumn="1" w:lastColumn="0" w:noHBand="0" w:noVBand="1"/>
+      </w:tblPr>
+      <w:tblGrid>
+        <w:gridCol w:w="2835"/>
+        <w:gridCol w:w="3231"/>
+        <w:gridCol w:w="2672"/>
+      </w:tblGrid>
+      <w:tr>
+        <w:trPr>
+          <w:cnfStyle w:val="100000000000" w:firstRow="1" w:lastRow="0" w:firstColumn="0" w:lastColumn="0" w:oddVBand="0" w:evenVBand="0" w:oddHBand="0" w:evenHBand="0" w:firstRowFirstColumn="0" w:firstRowLastColumn="0" w:lastRowFirstColumn="0" w:lastRowLastColumn="0"/>
+        </w:trPr>
+        <w:tc>
+          <w:tcPr>
+            <w:cnfStyle w:val="001000000000" w:firstRow="0" w:lastRow="0" w:firstColumn="1" w:lastColumn="0" w:oddVBand="0" w:evenVBand="0" w:oddHBand="0" w:evenHBand="0" w:firstRowFirstColumn="0" w:firstRowLastColumn="0" w:lastRowFirstColumn="0" w:lastRowLastColumn="0"/>
+            <w:tcW w:w="2835" w:type="dxa"/>
+            <w:hideMark/>
+          </w:tcPr>
+          <w:p>
+            <w:pPr>
+              <w:rPr>
+                <w:b w:val="0"/>
+                <w:bCs w:val="0"/>
+                <w:highlight w:val="cyan"/>
+              </w:rPr>
+            </w:pPr>
+            <w:r>
+              <w:rPr>
+                <w:highlight w:val="cyan"/>
+              </w:rPr>
+              <w:t>Capability</w:t>
+            </w:r>
+          </w:p>
+        </w:tc>
+        <w:tc>
+          <w:tcPr>
+            <w:tcW w:w="3231" w:type="dxa"/>
+            <w:hideMark/>
+          </w:tcPr>
+          <w:p>
+            <w:pPr>
+              <w:cnfStyle w:val="100000000000" w:firstRow="1" w:lastRow="0" w:firstColumn="0" w:lastColumn="0" w:oddVBand="0" w:evenVBand="0" w:oddHBand="0" w:evenHBand="0" w:firstRowFirstColumn="0" w:firstRowLastColumn="0" w:lastRowFirstColumn="0" w:lastRowLastColumn="0"/>
+              <w:rPr>
+                <w:b w:val="0"/>
+                <w:bCs w:val="0"/>
+                <w:highlight w:val="cyan"/>
+              </w:rPr>
+            </w:pPr>
+            <w:r>
+              <w:rPr>
+                <w:highlight w:val="cyan"/>
+              </w:rPr>
+              <w:t>Traditional Learning Game</w:t>
+            </w:r>
+          </w:p>
+        </w:tc>
+        <w:tc>
+          <w:tcPr>
+            <w:tcW w:w="2672" w:type="dxa"/>
+            <w:hideMark/>
+          </w:tcPr>
+          <w:p>
+            <w:pPr>
+              <w:cnfStyle w:val="100000000000" w:firstRow="1" w:lastRow="0" w:firstColumn="0" w:lastColumn="0" w:oddVBand="0" w:evenVBand="0" w:oddHBand="0" w:evenHBand="0" w:firstRowFirstColumn="0" w:firstRowLastColumn="0" w:lastRowFirstColumn="0" w:lastRowLastColumn="0"/>
+              <w:rPr>
+                <w:b w:val="0"/>
+                <w:bCs w:val="0"/>
+                <w:highlight w:val="cyan"/>
+              </w:rPr>
+            </w:pPr>
+            <w:proofErr w:type="spellStart"/>
+            <w:r>
+              <w:rPr>
+                <w:highlight w:val="cyan"/>
+              </w:rPr>
+              <w:t>TapTap</w:t>
+            </w:r>
+            <w:proofErr w:type="spellEnd"/>
+            <w:r>
+              <w:rPr>
+                <w:highlight w:val="cyan"/>
+              </w:rPr>
+              <w:t xml:space="preserve"> Adaptive Modular Game Engine</w:t>
+            </w:r>
+          </w:p>
+        </w:tc>
+      </w:tr>
+      <w:tr>
+        <w:trPr>
+          <w:cnfStyle w:val="000000100000" w:firstRow="0" w:lastRow="0" w:firstColumn="0" w:lastColumn="0" w:oddVBand="0" w:evenVBand="0" w:oddHBand="1" w:evenHBand="0" w:firstRowFirstColumn="0" w:firstRowLastColumn="0" w:lastRowFirstColumn="0" w:lastRowLastColumn="0"/>
+        </w:trPr>
+        <w:tc>
+          <w:tcPr>
+            <w:cnfStyle w:val="001000000000" w:firstRow="0" w:lastRow="0" w:firstColumn="1" w:lastColumn="0" w:oddVBand="0" w:evenVBand="0" w:oddHBand="0" w:evenHBand="0" w:firstRowFirstColumn="0" w:firstRowLastColumn="0" w:lastRowFirstColumn="0" w:lastRowLastColumn="0"/>
+            <w:tcW w:w="2835" w:type="dxa"/>
+            <w:hideMark/>
+          </w:tcPr>
+          <w:p>
+            <w:r>
+              <w:t>New Game Creation</w:t>
+            </w:r>
+          </w:p>
+        </w:tc>
+        <w:tc>
+          <w:tcPr>
+            <w:tcW w:w="3231" w:type="dxa"/>
+            <w:hideMark/>
+          </w:tcPr>
+          <w:p>
+            <w:pPr>
+              <w:cnfStyle w:val="000000100000" w:firstRow="0" w:lastRow="0" w:firstColumn="0" w:lastColumn="0" w:oddVBand="0" w:evenVBand="0" w:oddHBand="1" w:evenHBand="0" w:firstRowFirstColumn="0" w:firstRowLastColumn="0" w:lastRowFirstColumn="0" w:lastRowLastColumn="0"/>
+            </w:pPr>
+            <w:r>
+              <w:t>Requires core code modification</w:t>
+            </w:r>
+          </w:p>
+        </w:tc>
+        <w:tc>
+          <w:tcPr>
+            <w:tcW w:w="2672" w:type="dxa"/>
+            <w:hideMark/>
+          </w:tcPr>
+          <w:p>
+            <w:pPr>
+              <w:cnfStyle w:val="000000100000" w:firstRow="0" w:lastRow="0" w:firstColumn="0" w:lastColumn="0" w:oddVBand="0" w:evenVBand="0" w:oddHBand="1" w:evenHBand="0" w:firstRowFirstColumn="0" w:firstRowLastColumn="0" w:lastRowFirstColumn="0" w:lastRowLastColumn="0"/>
+            </w:pPr>
+            <w:r>
+              <w:t>JSON-only configuration</w:t>
+            </w:r>
+          </w:p>
+        </w:tc>
+      </w:tr>
+      <w:tr>
+        <w:tc>
+          <w:tcPr>
+            <w:cnfStyle w:val="001000000000" w:firstRow="0" w:lastRow="0" w:firstColumn="1" w:lastColumn="0" w:oddVBand="0" w:evenVBand="0" w:oddHBand="0" w:evenHBand="0" w:firstRowFirstColumn="0" w:firstRowLastColumn="0" w:lastRowFirstColumn="0" w:lastRowLastColumn="0"/>
+            <w:tcW w:w="2835" w:type="dxa"/>
+            <w:hideMark/>
+          </w:tcPr>
+          <w:p>
+            <w:r>
+              <w:t>Difficulty Scaling</w:t>
+            </w:r>
+          </w:p>
+        </w:tc>
+        <w:tc>
+          <w:tcPr>
+            <w:tcW w:w="3231" w:type="dxa"/>
+            <w:hideMark/>
+          </w:tcPr>
+          <w:p>
+            <w:pPr>
+              <w:cnfStyle w:val="000000000000" w:firstRow="0" w:lastRow="0" w:firstColumn="0" w:lastColumn="0" w:oddVBand="0" w:evenVBand="0" w:oddHBand="0" w:evenHBand="0" w:firstRowFirstColumn="0" w:firstRowLastColumn="0" w:lastRowFirstColumn="0" w:lastRowLastColumn="0"/>
+            </w:pPr>
+            <w:r>
+              <w:t>Fixed progression</w:t>
+            </w:r>
+          </w:p>
+        </w:tc>
+        <w:tc>
+          <w:tcPr>
+            <w:tcW w:w="2672" w:type="dxa"/>
+            <w:hideMark/>
+          </w:tcPr>
+          <w:p>
+            <w:pPr>
+              <w:cnfStyle w:val="000000000000" w:firstRow="0" w:lastRow="0" w:firstColumn="0" w:lastColumn="0" w:oddVBand="0" w:evenVBand="0" w:oddHBand="0" w:evenHBand="0" w:firstRowFirstColumn="0" w:firstRowLastColumn="0" w:lastRowFirstColumn="0" w:lastRowLastColumn="0"/>
+            </w:pPr>
+            <w:r>
+              <w:t>Real-time adaptive branching</w:t>
+            </w:r>
+          </w:p>
+        </w:tc>
+      </w:tr>
+      <w:tr>
+        <w:trPr>
+          <w:cnfStyle w:val="000000100000" w:firstRow="0" w:lastRow="0" w:firstColumn="0" w:lastColumn="0" w:oddVBand="0" w:evenVBand="0" w:oddHBand="1" w:evenHBand="0" w:firstRowFirstColumn="0" w:firstRowLastColumn="0" w:lastRowFirstColumn="0" w:lastRowLastColumn="0"/>
+        </w:trPr>
+        <w:tc>
+          <w:tcPr>
+            <w:cnfStyle w:val="001000000000" w:firstRow="0" w:lastRow="0" w:firstColumn="1" w:lastColumn="0" w:oddVBand="0" w:evenVBand="0" w:oddHBand="0" w:evenHBand="0" w:firstRowFirstColumn="0" w:firstRowLastColumn="0" w:lastRowFirstColumn="0" w:lastRowLastColumn="0"/>
+            <w:tcW w:w="2835" w:type="dxa"/>
+            <w:hideMark/>
+          </w:tcPr>
+          <w:p>
+            <w:r>
+              <w:t>Learning Personalization</w:t>
+            </w:r>
+          </w:p>
+        </w:tc>
+        <w:tc>
+          <w:tcPr>
+            <w:tcW w:w="3231" w:type="dxa"/>
+            <w:hideMark/>
+          </w:tcPr>
+          <w:p>
+            <w:pPr>
+              <w:cnfStyle w:val="000000100000" w:firstRow="0" w:lastRow="0" w:firstColumn="0" w:lastColumn="0" w:oddVBand="0" w:evenVBand="0" w:oddHBand="1" w:evenHBand="0" w:firstRowFirstColumn="0" w:firstRowLastColumn="0" w:lastRowFirstColumn="0" w:lastRowLastColumn="0"/>
+            </w:pPr>
+            <w:r>
+              <w:t>Static</w:t>
+            </w:r>
+          </w:p>
+        </w:tc>
+        <w:tc>
+          <w:tcPr>
+            <w:tcW w:w="2672" w:type="dxa"/>
+            <w:hideMark/>
+          </w:tcPr>
+          <w:p>
+            <w:pPr>
+              <w:cnfStyle w:val="000000100000" w:firstRow="0" w:lastRow="0" w:firstColumn="0" w:lastColumn="0" w:oddVBand="0" w:evenVBand="0" w:oddHBand="1" w:evenHBand="0" w:firstRowFirstColumn="0" w:firstRowLastColumn="0" w:lastRowFirstColumn="0" w:lastRowLastColumn="0"/>
+            </w:pPr>
+            <w:r>
+              <w:t>Performance-driven</w:t>
+            </w:r>
+          </w:p>
+        </w:tc>
+      </w:tr>
+      <w:tr>
+        <w:tc>
+          <w:tcPr>
+            <w:cnfStyle w:val="001000000000" w:firstRow="0" w:lastRow="0" w:firstColumn="1" w:lastColumn="0" w:oddVBand="0" w:evenVBand="0" w:oddHBand="0" w:evenHBand="0" w:firstRowFirstColumn="0" w:firstRowLastColumn="0" w:lastRowFirstColumn="0" w:lastRowLastColumn="0"/>
+            <w:tcW w:w="2835" w:type="dxa"/>
+            <w:hideMark/>
+          </w:tcPr>
+          <w:p>
+            <w:r>
+              <w:t>Reusability</w:t>
+            </w:r>
+          </w:p>
+        </w:tc>
+        <w:tc>
+          <w:tcPr>
+            <w:tcW w:w="3231" w:type="dxa"/>
+            <w:hideMark/>
+          </w:tcPr>
+          <w:p>
+            <w:pPr>
+              <w:cnfStyle w:val="000000000000" w:firstRow="0" w:lastRow="0" w:firstColumn="0" w:lastColumn="0" w:oddVBand="0" w:evenVBand="0" w:oddHBand="0" w:evenHBand="0" w:firstRowFirstColumn="0" w:firstRowLastColumn="0" w:lastRowFirstColumn="0" w:lastRowLastColumn="0"/>
+            </w:pPr>
+            <w:r>
+              <w:t>Limited to specific domain</w:t>
+            </w:r>
+          </w:p>
+        </w:tc>
+        <w:tc>
+          <w:tcPr>
+            <w:tcW w:w="2672" w:type="dxa"/>
+            <w:hideMark/>
+          </w:tcPr>
+          <w:p>
+            <w:pPr>
+              <w:cnfStyle w:val="000000000000" w:firstRow="0" w:lastRow="0" w:firstColumn="0" w:lastColumn="0" w:oddVBand="0" w:evenVBand="0" w:oddHBand="0" w:evenHBand="0" w:firstRowFirstColumn="0" w:firstRowLastColumn="0" w:lastRowFirstColumn="0" w:lastRowLastColumn="0"/>
+            </w:pPr>
+            <w:r>
+              <w:t>Fully modular &amp; cross-domain</w:t>
+            </w:r>
+          </w:p>
+        </w:tc>
+      </w:tr>
+      <w:tr>
+        <w:trPr>
+          <w:cnfStyle w:val="000000100000" w:firstRow="0" w:lastRow="0" w:firstColumn="0" w:lastColumn="0" w:oddVBand="0" w:evenVBand="0" w:oddHBand="1" w:evenHBand="0" w:firstRowFirstColumn="0" w:firstRowLastColumn="0" w:lastRowFirstColumn="0" w:lastRowLastColumn="0"/>
+        </w:trPr>
+        <w:tc>
+          <w:tcPr>
+            <w:cnfStyle w:val="001000000000" w:firstRow="0" w:lastRow="0" w:firstColumn="1" w:lastColumn="0" w:oddVBand="0" w:evenVBand="0" w:oddHBand="0" w:evenHBand="0" w:firstRowFirstColumn="0" w:firstRowLastColumn="0" w:lastRowFirstColumn="0" w:lastRowLastColumn="0"/>
+            <w:tcW w:w="2835" w:type="dxa"/>
+            <w:hideMark/>
+          </w:tcPr>
+          <w:p>
+            <w:r>
+              <w:t>Deployment Scalability</w:t>
+            </w:r>
+          </w:p>
+        </w:tc>
+        <w:tc>
+          <w:tcPr>
+            <w:tcW w:w="3231" w:type="dxa"/>
+            <w:hideMark/>
+          </w:tcPr>
+          <w:p>
+            <w:pPr>
+              <w:cnfStyle w:val="000000100000" w:firstRow="0" w:lastRow="0" w:firstColumn="0" w:lastColumn="0" w:oddVBand="0" w:evenVBand="0" w:oddHBand="1" w:evenHBand="0" w:firstRowFirstColumn="0" w:firstRowLastColumn="0" w:lastRowFirstColumn="0" w:lastRowLastColumn="0"/>
+            </w:pPr>
+            <w:r>
+              <w:t>Per-game deployment</w:t>
+            </w:r>
+          </w:p>
+        </w:tc>
+        <w:tc>
+          <w:tcPr>
+            <w:tcW w:w="2672" w:type="dxa"/>
+            <w:hideMark/>
+          </w:tcPr>
+          <w:p>
+            <w:pPr>
+              <w:cnfStyle w:val="000000100000" w:firstRow="0" w:lastRow="0" w:firstColumn="0" w:lastColumn="0" w:oddVBand="0" w:evenVBand="0" w:oddHBand="1" w:evenHBand="0" w:firstRowFirstColumn="0" w:firstRowLastColumn="0" w:lastRowFirstColumn="0" w:lastRowLastColumn="0"/>
+            </w:pPr>
+            <w:r>
+              <w:t>Universal engine core</w:t>
+            </w:r>
+          </w:p>
+        </w:tc>
+      </w:tr>
+      <w:tr>
+        <w:tc>
+          <w:tcPr>
+            <w:cnfStyle w:val="001000000000" w:firstRow="0" w:lastRow="0" w:firstColumn="1" w:lastColumn="0" w:oddVBand="0" w:evenVBand="0" w:oddHBand="0" w:evenHBand="0" w:firstRowFirstColumn="0" w:firstRowLastColumn="0" w:lastRowFirstColumn="0" w:lastRowLastColumn="0"/>
+            <w:tcW w:w="2835" w:type="dxa"/>
+            <w:hideMark/>
+          </w:tcPr>
+          <w:p>
+            <w:r>
+              <w:t>Analytics Integration</w:t>
+            </w:r>
+          </w:p>
+        </w:tc>
+        <w:tc>
+          <w:tcPr>
+            <w:tcW w:w="3231" w:type="dxa"/>
+            <w:hideMark/>
+          </w:tcPr>
+          <w:p>
+            <w:pPr>
+              <w:cnfStyle w:val="000000000000" w:firstRow="0" w:lastRow="0" w:firstColumn="0" w:lastColumn="0" w:oddVBand="0" w:evenVBand="0" w:oddHBand="0" w:evenHBand="0" w:firstRowFirstColumn="0" w:firstRowLastColumn="0" w:lastRowFirstColumn="0" w:lastRowLastColumn="0"/>
+            </w:pPr>
+            <w:r>
+              <w:t>Optional / Manual</w:t>
+            </w:r>
+          </w:p>
+        </w:tc>
+        <w:tc>
+          <w:tcPr>
+            <w:tcW w:w="2672" w:type="dxa"/>
+            <w:hideMark/>
+          </w:tcPr>
+          <w:p>
+            <w:pPr>
+              <w:cnfStyle w:val="000000000000" w:firstRow="0" w:lastRow="0" w:firstColumn="0" w:lastColumn="0" w:oddVBand="0" w:evenVBand="0" w:oddHBand="0" w:evenHBand="0" w:firstRowFirstColumn="0" w:firstRowLastColumn="0" w:lastRowFirstColumn="0" w:lastRowLastColumn="0"/>
+            </w:pPr>
+            <w:r>
+              <w:t>Built-in event emission layer</w:t>
+            </w:r>
+          </w:p>
+        </w:tc>
+      </w:tr>
+      <w:tr>
+        <w:trPr>
+          <w:cnfStyle w:val="000000100000" w:firstRow="0" w:lastRow="0" w:firstColumn="0" w:lastColumn="0" w:oddVBand="0" w:evenVBand="0" w:oddHBand="1" w:evenHBand="0" w:firstRowFirstColumn="0" w:firstRowLastColumn="0" w:lastRowFirstColumn="0" w:lastRowLastColumn="0"/>
+        </w:trPr>
+        <w:tc>
+          <w:tcPr>
+            <w:cnfStyle w:val="001000000000" w:firstRow="0" w:lastRow="0" w:firstColumn="1" w:lastColumn="0" w:oddVBand="0" w:evenVBand="0" w:oddHBand="0" w:evenHBand="0" w:firstRowFirstColumn="0" w:firstRowLastColumn="0" w:lastRowFirstColumn="0" w:lastRowLastColumn="0"/>
+            <w:tcW w:w="2835" w:type="dxa"/>
+            <w:hideMark/>
+          </w:tcPr>
+          <w:p>
+            <w:r>
+              <w:t>AI Extensibility</w:t>
+            </w:r>
+          </w:p>
+        </w:tc>
+        <w:tc>
+          <w:tcPr>
+            <w:tcW w:w="3231" w:type="dxa"/>
+            <w:hideMark/>
+          </w:tcPr>
+          <w:p>
+            <w:pPr>
+              <w:cnfStyle w:val="000000100000" w:firstRow="0" w:lastRow="0" w:firstColumn="0" w:lastColumn="0" w:oddVBand="0" w:evenVBand="0" w:oddHBand="1" w:evenHBand="0" w:firstRowFirstColumn="0" w:firstRowLastColumn="0" w:lastRowFirstColumn="0" w:lastRowLastColumn="0"/>
+            </w:pPr>
+            <w:r>
+              <w:t>Not supported</w:t>
+            </w:r>
+          </w:p>
+        </w:tc>
+        <w:tc>
+          <w:tcPr>
+            <w:tcW w:w="2672" w:type="dxa"/>
+            <w:hideMark/>
+          </w:tcPr>
+          <w:p>
+            <w:pPr>
+              <w:cnfStyle w:val="000000100000" w:firstRow="0" w:lastRow="0" w:firstColumn="0" w:lastColumn="0" w:oddVBand="0" w:evenVBand="0" w:oddHBand="1" w:evenHBand="0" w:firstRowFirstColumn="0" w:firstRowLastColumn="0" w:lastRowFirstColumn="0" w:lastRowLastColumn="0"/>
+            </w:pPr>
+            <w:r>
+              <w:t>Schema-compatible &amp; future-ready</w:t>
+            </w:r>
+          </w:p>
+        </w:tc>
+      </w:tr>
+      <w:tr>
+        <w:tc>
+          <w:tcPr>
+            <w:cnfStyle w:val="001000000000" w:firstRow="0" w:lastRow="0" w:firstColumn="1" w:lastColumn="0" w:oddVBand="0" w:evenVBand="0" w:oddHBand="0" w:evenHBand="0" w:firstRowFirstColumn="0" w:firstRowLastColumn="0" w:lastRowFirstColumn="0" w:lastRowLastColumn="0"/>
+            <w:tcW w:w="2835" w:type="dxa"/>
+            <w:hideMark/>
+          </w:tcPr>
+          <w:p>
+            <w:r>
+              <w:t>Platform Integration</w:t>
+            </w:r>
+          </w:p>
+        </w:tc>
+        <w:tc>
+          <w:tcPr>
+            <w:tcW w:w="3231" w:type="dxa"/>
+            <w:hideMark/>
+          </w:tcPr>
+          <w:p>
+            <w:pPr>
+              <w:cnfStyle w:val="000000000000" w:firstRow="0" w:lastRow="0" w:firstColumn="0" w:lastColumn="0" w:oddVBand="0" w:evenVBand="0" w:oddHBand="0" w:evenHBand="0" w:firstRowFirstColumn="0" w:firstRowLastColumn="0" w:lastRowFirstColumn="0" w:lastRowLastColumn="0"/>
+            </w:pPr>
+            <w:r>
+              <w:t>Game-dependent</w:t>
+            </w:r>
+          </w:p>
+        </w:tc>
+        <w:tc>
+          <w:tcPr>
+            <w:tcW w:w="2672" w:type="dxa"/>
+            <w:hideMark/>
+          </w:tcPr>
+          <w:p>
+            <w:pPr>
+              <w:cnfStyle w:val="000000000000" w:firstRow="0" w:lastRow="0" w:firstColumn="0" w:lastColumn="0" w:oddVBand="0" w:evenVBand="0" w:oddHBand="0" w:evenHBand="0" w:firstRowFirstColumn="0" w:firstRowLastColumn="0" w:lastRowFirstColumn="0" w:lastRowLastColumn="0"/>
+            </w:pPr>
+            <w:r>
+              <w:t>Engine-level abstraction</w:t>
+            </w:r>
+          </w:p>
+        </w:tc>
+      </w:tr>
+    </w:tbl>
+    <w:p/>
+    <w:p>
+      <w:r>
+        <w:t>This capability matrix demonstrates that TAMGE is not merely a configurable game template, but a reusable execution framework designed for scalable educational ecosystems.</w:t>
+      </w:r>
+    </w:p>
+    <w:p/>
+    <w:p/>
+    <w:p>
+      <w:pPr>
+        <w:jc w:val="center"/>
+        <w:rPr>
+          <w:b/>
+          <w:bCs/>
+          <w:sz w:val="28"/>
+          <w:szCs w:val="28"/>
+        </w:rPr>
+      </w:pPr>
+      <w:r>
+        <w:rPr>
+          <w:b/>
+          <w:bCs/>
+          <w:sz w:val="28"/>
+          <w:szCs w:val="28"/>
+          <w:highlight w:val="yellow"/>
+        </w:rPr>
+        <w:t>ANALYTICS &amp; AI EXTENSION LAYER</w:t>
+      </w:r>
+    </w:p>
+    <w:p>
+      <w:r>
+        <w:t xml:space="preserve">To ensure long-term platform intelligence and extensibility, the engine design includes a conceptual </w:t>
+      </w:r>
+      <w:r>
+        <w:rPr>
+          <w:b/>
+          <w:bCs/>
+        </w:rPr>
+        <w:t>Analytics Hook Layer</w:t>
+      </w:r>
+      <w:r>
+        <w:t>.</w:t>
+      </w:r>
+    </w:p>
+    <w:p>
+      <w:r>
+        <w:t>This layer emits structured gameplay events such as:</w:t>
+      </w:r>
+    </w:p>
+    <w:p>
+      <w:pPr>
+        <w:numPr>
+          <w:ilvl w:val="0"/>
+          <w:numId w:val="11"/>
+        </w:numPr>
+      </w:pPr>
+      <w:r>
+        <w:t>Level transitions</w:t>
+      </w:r>
+    </w:p>
+    <w:p>
+      <w:pPr>
+        <w:numPr>
+          <w:ilvl w:val="0"/>
+          <w:numId w:val="11"/>
+        </w:numPr>
+      </w:pPr>
+      <w:r>
+        <w:t>Accuracy metrics</w:t>
+      </w:r>
+    </w:p>
+    <w:p>
+      <w:pPr>
+        <w:numPr>
+          <w:ilvl w:val="0"/>
+          <w:numId w:val="11"/>
+        </w:numPr>
+      </w:pPr>
+      <w:r>
+        <w:t>Response time analytics</w:t>
+      </w:r>
+    </w:p>
+    <w:p>
+      <w:pPr>
+        <w:numPr>
+          <w:ilvl w:val="0"/>
+          <w:numId w:val="11"/>
+        </w:numPr>
+      </w:pPr>
+      <w:r>
+        <w:t>Adaptive decision outcomes</w:t>
+      </w:r>
+    </w:p>
+    <w:p>
+      <w:pPr>
+        <w:numPr>
+          <w:ilvl w:val="0"/>
+          <w:numId w:val="11"/>
+        </w:numPr>
+      </w:pPr>
+      <w:r>
+        <w:lastRenderedPageBreak/>
+        <w:t>Completion status</w:t>
+      </w:r>
+    </w:p>
+    <w:p>
+      <w:r>
+        <w:t>These event logs can be consumed by:</w:t>
+      </w:r>
+    </w:p>
+    <w:p>
+      <w:pPr>
+        <w:numPr>
+          <w:ilvl w:val="0"/>
+          <w:numId w:val="12"/>
+        </w:numPr>
+      </w:pPr>
+      <w:r>
+        <w:t>Institutional analytics dashboards</w:t>
+      </w:r>
+    </w:p>
+    <w:p>
+      <w:pPr>
+        <w:numPr>
+          <w:ilvl w:val="0"/>
+          <w:numId w:val="12"/>
+        </w:numPr>
+      </w:pPr>
+      <w:r>
+        <w:t>Performance tracking systems</w:t>
+      </w:r>
+    </w:p>
+    <w:p>
+      <w:pPr>
+        <w:numPr>
+          <w:ilvl w:val="0"/>
+          <w:numId w:val="12"/>
+        </w:numPr>
+      </w:pPr>
+      <w:r>
+        <w:t>Skill benchmarking frameworks</w:t>
+      </w:r>
+    </w:p>
+    <w:p>
+      <w:pPr>
+        <w:numPr>
+          <w:ilvl w:val="0"/>
+          <w:numId w:val="12"/>
+        </w:numPr>
+      </w:pPr>
+      <w:r>
+        <w:t>Future AI-based recommendation engines</w:t>
+      </w:r>
+    </w:p>
+    <w:p>
+      <w:r>
+        <w:t>Although artificial intelligence integration is not mandatory in this round, the architecture has been intentionally designed to support:</w:t>
+      </w:r>
+    </w:p>
+    <w:p>
+      <w:pPr>
+        <w:numPr>
+          <w:ilvl w:val="0"/>
+          <w:numId w:val="13"/>
+        </w:numPr>
+      </w:pPr>
+      <w:r>
+        <w:t>Machine learning–based difficulty optimization</w:t>
+      </w:r>
+    </w:p>
+    <w:p>
+      <w:pPr>
+        <w:numPr>
+          <w:ilvl w:val="0"/>
+          <w:numId w:val="13"/>
+        </w:numPr>
+      </w:pPr>
+      <w:r>
+        <w:t xml:space="preserve">Predictive performance </w:t>
+      </w:r>
+      <w:proofErr w:type="spellStart"/>
+      <w:r>
+        <w:t>modeling</w:t>
+      </w:r>
+      <w:proofErr w:type="spellEnd"/>
+    </w:p>
+    <w:p>
+      <w:pPr>
+        <w:numPr>
+          <w:ilvl w:val="0"/>
+          <w:numId w:val="13"/>
+        </w:numPr>
+      </w:pPr>
+      <w:r>
+        <w:t>Skill gap detection algorithms</w:t>
+      </w:r>
+    </w:p>
+    <w:p>
+      <w:pPr>
+        <w:numPr>
+          <w:ilvl w:val="0"/>
+          <w:numId w:val="13"/>
+        </w:numPr>
+      </w:pPr>
+      <w:r>
+        <w:t>Personalized learning pathway recommendations</w:t>
+      </w:r>
+    </w:p>
+    <w:p>
+      <w:r>
+        <w:t>By separating gameplay execution from data intelligence layers, TAMGE ensures that future AI models can be integrated without modifying the engine core.</w:t>
+      </w:r>
+    </w:p>
+    <w:p>
+      <w:r>
+        <w:t>This forward-compatible architecture guarantees that the system can evolve from adaptive logic to fully intelligent learning orchestration.</w:t>
+      </w:r>
+    </w:p>
+    <w:p/>
+    <w:p/>
+    <w:p>
+      <w:pPr>
+        <w:rPr>
+          <w:rFonts w:ascii="Cascadia Code" w:hAnsi="Cascadia Code" w:cs="Cascadia Code"/>
+          <w:b/>
+          <w:bCs/>
+          <w:sz w:val="28"/>
+          <w:szCs w:val="28"/>
+        </w:rPr>
+      </w:pPr>
+      <w:r>
+        <w:rPr>
+          <w:rFonts w:ascii="Cascadia Code" w:hAnsi="Cascadia Code" w:cs="Cascadia Code"/>
+          <w:b/>
+          <w:bCs/>
+          <w:sz w:val="28"/>
+          <w:szCs w:val="28"/>
+        </w:rPr>
+        <w:t>CONCLUSION</w:t>
+      </w:r>
+    </w:p>
+    <w:p>
+      <w:pPr>
+        <w:spacing w:line="480" w:lineRule="auto"/>
+        <w:rPr>
+          <w:rFonts w:ascii="Arial Nova Light" w:hAnsi="Arial Nova Light"/>
+        </w:rPr>
+      </w:pPr>
+      <w:r>
+        <w:rPr>
+          <w:rFonts w:ascii="Arial Nova Light" w:hAnsi="Arial Nova Light"/>
+        </w:rPr>
+        <w:t xml:space="preserve">The </w:t>
+      </w:r>
+      <w:proofErr w:type="spellStart"/>
+      <w:r>
+        <w:rPr>
+          <w:rFonts w:ascii="Arial Nova Light" w:hAnsi="Arial Nova Light"/>
+        </w:rPr>
+        <w:t>TapTap</w:t>
+      </w:r>
+      <w:proofErr w:type="spellEnd"/>
+      <w:r>
+        <w:rPr>
+          <w:rFonts w:ascii="Arial Nova Light" w:hAnsi="Arial Nova Light"/>
+        </w:rPr>
+        <w:t xml:space="preserve"> Adaptive Modular Game Engine (TAMGE) establishes a scalable foundation for gamified learning ecosystems by separating configuration from execution and embedding adaptive intelligence at the engine level. Its modular architecture, schema-driven extensibility, and analytics-ready design enable rapid deployment across domains without compromising maintainability or growth potential. Designed to evolve beyond static gameplay into intelligent skill orchestration, TAMGE represents a forward-compatible blueprint for employability-driven learning platforms.</w:t>
+      </w:r>
+    </w:p>
+    <w:p/>
     <w:p/>
     <w:sectPr>
       <w:footerReference w:type="default" r:id="rId11"/>
@@ -1667,6 +2417,304 @@
     </w:lvl>
   </w:abstractNum>
   <w:abstractNum w:abstractNumId="4" w15:restartNumberingAfterBreak="0">
+    <w:nsid w:val="174577B3"/>
+    <w:multiLevelType w:val="multilevel"/>
+    <w:tmpl w:val="A19670CC"/>
+    <w:lvl w:ilvl="0">
+      <w:start w:val="1"/>
+      <w:numFmt w:val="bullet"/>
+      <w:lvlText w:val=""/>
+      <w:lvlJc w:val="left"/>
+      <w:pPr>
+        <w:tabs>
+          <w:tab w:val="num" w:pos="720"/>
+        </w:tabs>
+        <w:ind w:left="720" w:hanging="360"/>
+      </w:pPr>
+      <w:rPr>
+        <w:rFonts w:ascii="Symbol" w:hAnsi="Symbol" w:hint="default"/>
+        <w:sz w:val="20"/>
+      </w:rPr>
+    </w:lvl>
+    <w:lvl w:ilvl="1" w:tentative="1">
+      <w:start w:val="1"/>
+      <w:numFmt w:val="bullet"/>
+      <w:lvlText w:val="o"/>
+      <w:lvlJc w:val="left"/>
+      <w:pPr>
+        <w:tabs>
+          <w:tab w:val="num" w:pos="1440"/>
+        </w:tabs>
+        <w:ind w:left="1440" w:hanging="360"/>
+      </w:pPr>
+      <w:rPr>
+        <w:rFonts w:ascii="Courier New" w:hAnsi="Courier New" w:hint="default"/>
+        <w:sz w:val="20"/>
+      </w:rPr>
+    </w:lvl>
+    <w:lvl w:ilvl="2" w:tentative="1">
+      <w:start w:val="1"/>
+      <w:numFmt w:val="bullet"/>
+      <w:lvlText w:val=""/>
+      <w:lvlJc w:val="left"/>
+      <w:pPr>
+        <w:tabs>
+          <w:tab w:val="num" w:pos="2160"/>
+        </w:tabs>
+        <w:ind w:left="2160" w:hanging="360"/>
+      </w:pPr>
+      <w:rPr>
+        <w:rFonts w:ascii="Wingdings" w:hAnsi="Wingdings" w:hint="default"/>
+        <w:sz w:val="20"/>
+      </w:rPr>
+    </w:lvl>
+    <w:lvl w:ilvl="3" w:tentative="1">
+      <w:start w:val="1"/>
+      <w:numFmt w:val="bullet"/>
+      <w:lvlText w:val=""/>
+      <w:lvlJc w:val="left"/>
+      <w:pPr>
+        <w:tabs>
+          <w:tab w:val="num" w:pos="2880"/>
+        </w:tabs>
+        <w:ind w:left="2880" w:hanging="360"/>
+      </w:pPr>
+      <w:rPr>
+        <w:rFonts w:ascii="Wingdings" w:hAnsi="Wingdings" w:hint="default"/>
+        <w:sz w:val="20"/>
+      </w:rPr>
+    </w:lvl>
+    <w:lvl w:ilvl="4" w:tentative="1">
+      <w:start w:val="1"/>
+      <w:numFmt w:val="bullet"/>
+      <w:lvlText w:val=""/>
+      <w:lvlJc w:val="left"/>
+      <w:pPr>
+        <w:tabs>
+          <w:tab w:val="num" w:pos="3600"/>
+        </w:tabs>
+        <w:ind w:left="3600" w:hanging="360"/>
+      </w:pPr>
+      <w:rPr>
+        <w:rFonts w:ascii="Wingdings" w:hAnsi="Wingdings" w:hint="default"/>
+        <w:sz w:val="20"/>
+      </w:rPr>
+    </w:lvl>
+    <w:lvl w:ilvl="5" w:tentative="1">
+      <w:start w:val="1"/>
+      <w:numFmt w:val="bullet"/>
+      <w:lvlText w:val=""/>
+      <w:lvlJc w:val="left"/>
+      <w:pPr>
+        <w:tabs>
+          <w:tab w:val="num" w:pos="4320"/>
+        </w:tabs>
+        <w:ind w:left="4320" w:hanging="360"/>
+      </w:pPr>
+      <w:rPr>
+        <w:rFonts w:ascii="Wingdings" w:hAnsi="Wingdings" w:hint="default"/>
+        <w:sz w:val="20"/>
+      </w:rPr>
+    </w:lvl>
+    <w:lvl w:ilvl="6" w:tentative="1">
+      <w:start w:val="1"/>
+      <w:numFmt w:val="bullet"/>
+      <w:lvlText w:val=""/>
+      <w:lvlJc w:val="left"/>
+      <w:pPr>
+        <w:tabs>
+          <w:tab w:val="num" w:pos="5040"/>
+        </w:tabs>
+        <w:ind w:left="5040" w:hanging="360"/>
+      </w:pPr>
+      <w:rPr>
+        <w:rFonts w:ascii="Wingdings" w:hAnsi="Wingdings" w:hint="default"/>
+        <w:sz w:val="20"/>
+      </w:rPr>
+    </w:lvl>
+    <w:lvl w:ilvl="7" w:tentative="1">
+      <w:start w:val="1"/>
+      <w:numFmt w:val="bullet"/>
+      <w:lvlText w:val=""/>
+      <w:lvlJc w:val="left"/>
+      <w:pPr>
+        <w:tabs>
+          <w:tab w:val="num" w:pos="5760"/>
+        </w:tabs>
+        <w:ind w:left="5760" w:hanging="360"/>
+      </w:pPr>
+      <w:rPr>
+        <w:rFonts w:ascii="Wingdings" w:hAnsi="Wingdings" w:hint="default"/>
+        <w:sz w:val="20"/>
+      </w:rPr>
+    </w:lvl>
+    <w:lvl w:ilvl="8" w:tentative="1">
+      <w:start w:val="1"/>
+      <w:numFmt w:val="bullet"/>
+      <w:lvlText w:val=""/>
+      <w:lvlJc w:val="left"/>
+      <w:pPr>
+        <w:tabs>
+          <w:tab w:val="num" w:pos="6480"/>
+        </w:tabs>
+        <w:ind w:left="6480" w:hanging="360"/>
+      </w:pPr>
+      <w:rPr>
+        <w:rFonts w:ascii="Wingdings" w:hAnsi="Wingdings" w:hint="default"/>
+        <w:sz w:val="20"/>
+      </w:rPr>
+    </w:lvl>
+  </w:abstractNum>
+  <w:abstractNum w:abstractNumId="5" w15:restartNumberingAfterBreak="0">
+    <w:nsid w:val="1E513CEF"/>
+    <w:multiLevelType w:val="multilevel"/>
+    <w:tmpl w:val="DF7C25CE"/>
+    <w:lvl w:ilvl="0">
+      <w:start w:val="1"/>
+      <w:numFmt w:val="bullet"/>
+      <w:lvlText w:val=""/>
+      <w:lvlJc w:val="left"/>
+      <w:pPr>
+        <w:tabs>
+          <w:tab w:val="num" w:pos="720"/>
+        </w:tabs>
+        <w:ind w:left="720" w:hanging="360"/>
+      </w:pPr>
+      <w:rPr>
+        <w:rFonts w:ascii="Symbol" w:hAnsi="Symbol" w:hint="default"/>
+        <w:sz w:val="20"/>
+      </w:rPr>
+    </w:lvl>
+    <w:lvl w:ilvl="1" w:tentative="1">
+      <w:start w:val="1"/>
+      <w:numFmt w:val="bullet"/>
+      <w:lvlText w:val="o"/>
+      <w:lvlJc w:val="left"/>
+      <w:pPr>
+        <w:tabs>
+          <w:tab w:val="num" w:pos="1440"/>
+        </w:tabs>
+        <w:ind w:left="1440" w:hanging="360"/>
+      </w:pPr>
+      <w:rPr>
+        <w:rFonts w:ascii="Courier New" w:hAnsi="Courier New" w:hint="default"/>
+        <w:sz w:val="20"/>
+      </w:rPr>
+    </w:lvl>
+    <w:lvl w:ilvl="2" w:tentative="1">
+      <w:start w:val="1"/>
+      <w:numFmt w:val="bullet"/>
+      <w:lvlText w:val=""/>
+      <w:lvlJc w:val="left"/>
+      <w:pPr>
+        <w:tabs>
+          <w:tab w:val="num" w:pos="2160"/>
+        </w:tabs>
+        <w:ind w:left="2160" w:hanging="360"/>
+      </w:pPr>
+      <w:rPr>
+        <w:rFonts w:ascii="Wingdings" w:hAnsi="Wingdings" w:hint="default"/>
+        <w:sz w:val="20"/>
+      </w:rPr>
+    </w:lvl>
+    <w:lvl w:ilvl="3" w:tentative="1">
+      <w:start w:val="1"/>
+      <w:numFmt w:val="bullet"/>
+      <w:lvlText w:val=""/>
+      <w:lvlJc w:val="left"/>
+      <w:pPr>
+        <w:tabs>
+          <w:tab w:val="num" w:pos="2880"/>
+        </w:tabs>
+        <w:ind w:left="2880" w:hanging="360"/>
+      </w:pPr>
+      <w:rPr>
+        <w:rFonts w:ascii="Wingdings" w:hAnsi="Wingdings" w:hint="default"/>
+        <w:sz w:val="20"/>
+      </w:rPr>
+    </w:lvl>
+    <w:lvl w:ilvl="4" w:tentative="1">
+      <w:start w:val="1"/>
+      <w:numFmt w:val="bullet"/>
+      <w:lvlText w:val=""/>
+      <w:lvlJc w:val="left"/>
+      <w:pPr>
+        <w:tabs>
+          <w:tab w:val="num" w:pos="3600"/>
+        </w:tabs>
+        <w:ind w:left="3600" w:hanging="360"/>
+      </w:pPr>
+      <w:rPr>
+        <w:rFonts w:ascii="Wingdings" w:hAnsi="Wingdings" w:hint="default"/>
+        <w:sz w:val="20"/>
+      </w:rPr>
+    </w:lvl>
+    <w:lvl w:ilvl="5" w:tentative="1">
+      <w:start w:val="1"/>
+      <w:numFmt w:val="bullet"/>
+      <w:lvlText w:val=""/>
+      <w:lvlJc w:val="left"/>
+      <w:pPr>
+        <w:tabs>
+          <w:tab w:val="num" w:pos="4320"/>
+        </w:tabs>
+        <w:ind w:left="4320" w:hanging="360"/>
+      </w:pPr>
+      <w:rPr>
+        <w:rFonts w:ascii="Wingdings" w:hAnsi="Wingdings" w:hint="default"/>
+        <w:sz w:val="20"/>
+      </w:rPr>
+    </w:lvl>
+    <w:lvl w:ilvl="6" w:tentative="1">
+      <w:start w:val="1"/>
+      <w:numFmt w:val="bullet"/>
+      <w:lvlText w:val=""/>
+      <w:lvlJc w:val="left"/>
+      <w:pPr>
+        <w:tabs>
+          <w:tab w:val="num" w:pos="5040"/>
+        </w:tabs>
+        <w:ind w:left="5040" w:hanging="360"/>
+      </w:pPr>
+      <w:rPr>
+        <w:rFonts w:ascii="Wingdings" w:hAnsi="Wingdings" w:hint="default"/>
+        <w:sz w:val="20"/>
+      </w:rPr>
+    </w:lvl>
+    <w:lvl w:ilvl="7" w:tentative="1">
+      <w:start w:val="1"/>
+      <w:numFmt w:val="bullet"/>
+      <w:lvlText w:val=""/>
+      <w:lvlJc w:val="left"/>
+      <w:pPr>
+        <w:tabs>
+          <w:tab w:val="num" w:pos="5760"/>
+        </w:tabs>
+        <w:ind w:left="5760" w:hanging="360"/>
+      </w:pPr>
+      <w:rPr>
+        <w:rFonts w:ascii="Wingdings" w:hAnsi="Wingdings" w:hint="default"/>
+        <w:sz w:val="20"/>
+      </w:rPr>
+    </w:lvl>
+    <w:lvl w:ilvl="8" w:tentative="1">
+      <w:start w:val="1"/>
+      <w:numFmt w:val="bullet"/>
+      <w:lvlText w:val=""/>
+      <w:lvlJc w:val="left"/>
+      <w:pPr>
+        <w:tabs>
+          <w:tab w:val="num" w:pos="6480"/>
+        </w:tabs>
+        <w:ind w:left="6480" w:hanging="360"/>
+      </w:pPr>
+      <w:rPr>
+        <w:rFonts w:ascii="Wingdings" w:hAnsi="Wingdings" w:hint="default"/>
+        <w:sz w:val="20"/>
+      </w:rPr>
+    </w:lvl>
+  </w:abstractNum>
+  <w:abstractNum w:abstractNumId="6" w15:restartNumberingAfterBreak="0">
     <w:nsid w:val="2FA46DAF"/>
     <w:multiLevelType w:val="multilevel"/>
     <w:tmpl w:val="68D05BC4"/>
@@ -1815,7 +2863,7 @@
       </w:rPr>
     </w:lvl>
   </w:abstractNum>
-  <w:abstractNum w:abstractNumId="5" w15:restartNumberingAfterBreak="0">
+  <w:abstractNum w:abstractNumId="7" w15:restartNumberingAfterBreak="0">
     <w:nsid w:val="33F73CF2"/>
     <w:multiLevelType w:val="multilevel"/>
     <w:tmpl w:val="9B323550"/>
@@ -1964,7 +3012,7 @@
       </w:rPr>
     </w:lvl>
   </w:abstractNum>
-  <w:abstractNum w:abstractNumId="6" w15:restartNumberingAfterBreak="0">
+  <w:abstractNum w:abstractNumId="8" w15:restartNumberingAfterBreak="0">
     <w:nsid w:val="47C47E74"/>
     <w:multiLevelType w:val="multilevel"/>
     <w:tmpl w:val="F0CA25D2"/>
@@ -2113,7 +3161,7 @@
       </w:rPr>
     </w:lvl>
   </w:abstractNum>
-  <w:abstractNum w:abstractNumId="7" w15:restartNumberingAfterBreak="0">
+  <w:abstractNum w:abstractNumId="9" w15:restartNumberingAfterBreak="0">
     <w:nsid w:val="5F98158C"/>
     <w:multiLevelType w:val="multilevel"/>
     <w:tmpl w:val="B43A8F76"/>
@@ -2262,7 +3310,7 @@
       </w:rPr>
     </w:lvl>
   </w:abstractNum>
-  <w:abstractNum w:abstractNumId="8" w15:restartNumberingAfterBreak="0">
+  <w:abstractNum w:abstractNumId="10" w15:restartNumberingAfterBreak="0">
     <w:nsid w:val="637602DE"/>
     <w:multiLevelType w:val="multilevel"/>
     <w:tmpl w:val="3D34833C"/>
@@ -2375,10 +3423,159 @@
       </w:pPr>
     </w:lvl>
   </w:abstractNum>
-  <w:abstractNum w:abstractNumId="9" w15:restartNumberingAfterBreak="0">
+  <w:abstractNum w:abstractNumId="11" w15:restartNumberingAfterBreak="0">
     <w:nsid w:val="715C17BA"/>
     <w:multiLevelType w:val="multilevel"/>
     <w:tmpl w:val="012658BC"/>
+    <w:lvl w:ilvl="0">
+      <w:start w:val="1"/>
+      <w:numFmt w:val="bullet"/>
+      <w:lvlText w:val=""/>
+      <w:lvlJc w:val="left"/>
+      <w:pPr>
+        <w:tabs>
+          <w:tab w:val="num" w:pos="720"/>
+        </w:tabs>
+        <w:ind w:left="720" w:hanging="360"/>
+      </w:pPr>
+      <w:rPr>
+        <w:rFonts w:ascii="Symbol" w:hAnsi="Symbol" w:hint="default"/>
+        <w:sz w:val="20"/>
+      </w:rPr>
+    </w:lvl>
+    <w:lvl w:ilvl="1" w:tentative="1">
+      <w:start w:val="1"/>
+      <w:numFmt w:val="bullet"/>
+      <w:lvlText w:val="o"/>
+      <w:lvlJc w:val="left"/>
+      <w:pPr>
+        <w:tabs>
+          <w:tab w:val="num" w:pos="1440"/>
+        </w:tabs>
+        <w:ind w:left="1440" w:hanging="360"/>
+      </w:pPr>
+      <w:rPr>
+        <w:rFonts w:ascii="Courier New" w:hAnsi="Courier New" w:hint="default"/>
+        <w:sz w:val="20"/>
+      </w:rPr>
+    </w:lvl>
+    <w:lvl w:ilvl="2" w:tentative="1">
+      <w:start w:val="1"/>
+      <w:numFmt w:val="bullet"/>
+      <w:lvlText w:val=""/>
+      <w:lvlJc w:val="left"/>
+      <w:pPr>
+        <w:tabs>
+          <w:tab w:val="num" w:pos="2160"/>
+        </w:tabs>
+        <w:ind w:left="2160" w:hanging="360"/>
+      </w:pPr>
+      <w:rPr>
+        <w:rFonts w:ascii="Wingdings" w:hAnsi="Wingdings" w:hint="default"/>
+        <w:sz w:val="20"/>
+      </w:rPr>
+    </w:lvl>
+    <w:lvl w:ilvl="3" w:tentative="1">
+      <w:start w:val="1"/>
+      <w:numFmt w:val="bullet"/>
+      <w:lvlText w:val=""/>
+      <w:lvlJc w:val="left"/>
+      <w:pPr>
+        <w:tabs>
+          <w:tab w:val="num" w:pos="2880"/>
+        </w:tabs>
+        <w:ind w:left="2880" w:hanging="360"/>
+      </w:pPr>
+      <w:rPr>
+        <w:rFonts w:ascii="Wingdings" w:hAnsi="Wingdings" w:hint="default"/>
+        <w:sz w:val="20"/>
+      </w:rPr>
+    </w:lvl>
+    <w:lvl w:ilvl="4" w:tentative="1">
+      <w:start w:val="1"/>
+      <w:numFmt w:val="bullet"/>
+      <w:lvlText w:val=""/>
+      <w:lvlJc w:val="left"/>
+      <w:pPr>
+        <w:tabs>
+          <w:tab w:val="num" w:pos="3600"/>
+        </w:tabs>
+        <w:ind w:left="3600" w:hanging="360"/>
+      </w:pPr>
+      <w:rPr>
+        <w:rFonts w:ascii="Wingdings" w:hAnsi="Wingdings" w:hint="default"/>
+        <w:sz w:val="20"/>
+      </w:rPr>
+    </w:lvl>
+    <w:lvl w:ilvl="5" w:tentative="1">
+      <w:start w:val="1"/>
+      <w:numFmt w:val="bullet"/>
+      <w:lvlText w:val=""/>
+      <w:lvlJc w:val="left"/>
+      <w:pPr>
+        <w:tabs>
+          <w:tab w:val="num" w:pos="4320"/>
+        </w:tabs>
+        <w:ind w:left="4320" w:hanging="360"/>
+      </w:pPr>
+      <w:rPr>
+        <w:rFonts w:ascii="Wingdings" w:hAnsi="Wingdings" w:hint="default"/>
+        <w:sz w:val="20"/>
+      </w:rPr>
+    </w:lvl>
+    <w:lvl w:ilvl="6" w:tentative="1">
+      <w:start w:val="1"/>
+      <w:numFmt w:val="bullet"/>
+      <w:lvlText w:val=""/>
+      <w:lvlJc w:val="left"/>
+      <w:pPr>
+        <w:tabs>
+          <w:tab w:val="num" w:pos="5040"/>
+        </w:tabs>
+        <w:ind w:left="5040" w:hanging="360"/>
+      </w:pPr>
+      <w:rPr>
+        <w:rFonts w:ascii="Wingdings" w:hAnsi="Wingdings" w:hint="default"/>
+        <w:sz w:val="20"/>
+      </w:rPr>
+    </w:lvl>
+    <w:lvl w:ilvl="7" w:tentative="1">
+      <w:start w:val="1"/>
+      <w:numFmt w:val="bullet"/>
+      <w:lvlText w:val=""/>
+      <w:lvlJc w:val="left"/>
+      <w:pPr>
+        <w:tabs>
+          <w:tab w:val="num" w:pos="5760"/>
+        </w:tabs>
+        <w:ind w:left="5760" w:hanging="360"/>
+      </w:pPr>
+      <w:rPr>
+        <w:rFonts w:ascii="Wingdings" w:hAnsi="Wingdings" w:hint="default"/>
+        <w:sz w:val="20"/>
+      </w:rPr>
+    </w:lvl>
+    <w:lvl w:ilvl="8" w:tentative="1">
+      <w:start w:val="1"/>
+      <w:numFmt w:val="bullet"/>
+      <w:lvlText w:val=""/>
+      <w:lvlJc w:val="left"/>
+      <w:pPr>
+        <w:tabs>
+          <w:tab w:val="num" w:pos="6480"/>
+        </w:tabs>
+        <w:ind w:left="6480" w:hanging="360"/>
+      </w:pPr>
+      <w:rPr>
+        <w:rFonts w:ascii="Wingdings" w:hAnsi="Wingdings" w:hint="default"/>
+        <w:sz w:val="20"/>
+      </w:rPr>
+    </w:lvl>
+  </w:abstractNum>
+  <w:abstractNum w:abstractNumId="12" w15:restartNumberingAfterBreak="0">
+    <w:nsid w:val="79883640"/>
+    <w:multiLevelType w:val="multilevel"/>
+    <w:tmpl w:val="C9CC44B2"/>
     <w:lvl w:ilvl="0">
       <w:start w:val="1"/>
       <w:numFmt w:val="bullet"/>
@@ -2528,31 +3725,40 @@
     <w:abstractNumId w:val="2"/>
   </w:num>
   <w:num w:numId="2" w16cid:durableId="942153452">
-    <w:abstractNumId w:val="6"/>
+    <w:abstractNumId w:val="8"/>
   </w:num>
   <w:num w:numId="3" w16cid:durableId="1276866868">
     <w:abstractNumId w:val="1"/>
   </w:num>
   <w:num w:numId="4" w16cid:durableId="1738627544">
-    <w:abstractNumId w:val="5"/>
+    <w:abstractNumId w:val="7"/>
   </w:num>
   <w:num w:numId="5" w16cid:durableId="383062642">
     <w:abstractNumId w:val="0"/>
   </w:num>
   <w:num w:numId="6" w16cid:durableId="489098871">
-    <w:abstractNumId w:val="7"/>
+    <w:abstractNumId w:val="9"/>
   </w:num>
   <w:num w:numId="7" w16cid:durableId="1693339061">
     <w:abstractNumId w:val="3"/>
   </w:num>
   <w:num w:numId="8" w16cid:durableId="105544202">
-    <w:abstractNumId w:val="8"/>
+    <w:abstractNumId w:val="10"/>
   </w:num>
   <w:num w:numId="9" w16cid:durableId="2070838666">
-    <w:abstractNumId w:val="4"/>
+    <w:abstractNumId w:val="6"/>
   </w:num>
   <w:num w:numId="10" w16cid:durableId="1319649497">
-    <w:abstractNumId w:val="9"/>
+    <w:abstractNumId w:val="11"/>
+  </w:num>
+  <w:num w:numId="11" w16cid:durableId="2070181022">
+    <w:abstractNumId w:val="12"/>
+  </w:num>
+  <w:num w:numId="12" w16cid:durableId="1497380113">
+    <w:abstractNumId w:val="5"/>
+  </w:num>
+  <w:num w:numId="13" w16cid:durableId="1752892850">
+    <w:abstractNumId w:val="4"/>
   </w:num>
 </w:numbering>
 </file>
@@ -3517,6 +4723,60 @@
     <w:uiPriority w:val="99"/>
     <w:rsid w:val="00241BAD"/>
   </w:style>
+  <w:style w:type="table" w:styleId="ListTable2-Accent2">
+    <w:name w:val="List Table 2 Accent 2"/>
+    <w:basedOn w:val="TableNormal"/>
+    <w:uiPriority w:val="47"/>
+    <w:rsid w:val="00937ABE"/>
+    <w:pPr>
+      <w:spacing w:after="0" w:line="240" w:lineRule="auto"/>
+    </w:pPr>
+    <w:tblPr>
+      <w:tblStyleRowBandSize w:val="1"/>
+      <w:tblStyleColBandSize w:val="1"/>
+      <w:tblBorders>
+        <w:top w:val="single" w:sz="4" w:space="0" w:color="F4B083" w:themeColor="accent2" w:themeTint="99"/>
+        <w:bottom w:val="single" w:sz="4" w:space="0" w:color="F4B083" w:themeColor="accent2" w:themeTint="99"/>
+        <w:insideH w:val="single" w:sz="4" w:space="0" w:color="F4B083" w:themeColor="accent2" w:themeTint="99"/>
+      </w:tblBorders>
+    </w:tblPr>
+    <w:tblStylePr w:type="firstRow">
+      <w:rPr>
+        <w:b/>
+        <w:bCs/>
+      </w:rPr>
+    </w:tblStylePr>
+    <w:tblStylePr w:type="lastRow">
+      <w:rPr>
+        <w:b/>
+        <w:bCs/>
+      </w:rPr>
+    </w:tblStylePr>
+    <w:tblStylePr w:type="firstCol">
+      <w:rPr>
+        <w:b/>
+        <w:bCs/>
+      </w:rPr>
+    </w:tblStylePr>
+    <w:tblStylePr w:type="lastCol">
+      <w:rPr>
+        <w:b/>
+        <w:bCs/>
+      </w:rPr>
+    </w:tblStylePr>
+    <w:tblStylePr w:type="band1Vert">
+      <w:tblPr/>
+      <w:tcPr>
+        <w:shd w:val="clear" w:color="auto" w:fill="FBE4D5" w:themeFill="accent2" w:themeFillTint="33"/>
+      </w:tcPr>
+    </w:tblStylePr>
+    <w:tblStylePr w:type="band1Horz">
+      <w:tblPr/>
+      <w:tcPr>
+        <w:shd w:val="clear" w:color="auto" w:fill="FBE4D5" w:themeFill="accent2" w:themeFillTint="33"/>
+      </w:tcPr>
+    </w:tblStylePr>
+  </w:style>
 </w:styles>
 </file>
 

--- a/docs/architecture/engine_architecture.docx
+++ b/docs/architecture/engine_architecture.docx
@@ -316,7 +316,6 @@
           <w:szCs w:val="28"/>
           <w:highlight w:val="yellow"/>
         </w:rPr>
-        <w:lastRenderedPageBreak/>
         <w:t>SYSTEM ARCHITECTURE</w:t>
       </w:r>
     </w:p>
@@ -380,7 +379,6 @@
     </w:p>
     <w:p>
       <w:r>
-        <w:lastRenderedPageBreak/>
         <w:t xml:space="preserve">The </w:t>
       </w:r>
       <w:proofErr w:type="spellStart"/>
@@ -596,7 +594,6 @@
         <w:rPr>
           <w:noProof/>
         </w:rPr>
-        <w:lastRenderedPageBreak/>
         <w:drawing>
           <wp:inline distT="0" distB="0" distL="0" distR="0" wp14:anchorId="38283639" wp14:editId="274ACEAD">
             <wp:extent cx="5731510" cy="7056120"/>
@@ -671,7 +668,6 @@
           <w:szCs w:val="28"/>
           <w:highlight w:val="yellow"/>
         </w:rPr>
-        <w:lastRenderedPageBreak/>
         <w:t>ADAPTIVE PROGRESSION FLOW</w:t>
       </w:r>
     </w:p>
@@ -735,7 +731,6 @@
     </w:p>
     <w:p>
       <w:r>
-        <w:lastRenderedPageBreak/>
         <w:t>The Adaptive Progression Engine dynamically adjusts difficulty based on real-time player performance metrics.</w:t>
       </w:r>
     </w:p>
@@ -969,7 +964,6 @@
     </w:p>
     <w:p>
       <w:r>
-        <w:lastRenderedPageBreak/>
         <w:t>This enables:</w:t>
       </w:r>
     </w:p>
@@ -995,6 +989,49 @@
         <w:t>The engine acts as a universal execution layer for multiple game types.</w:t>
       </w:r>
     </w:p>
+    <w:p>
+      <w:pPr>
+        <w:jc w:val="center"/>
+      </w:pPr>
+    </w:p>
+    <w:p>
+      <w:pPr>
+        <w:jc w:val="center"/>
+        <w:rPr>
+          <w:sz w:val="32"/>
+          <w:szCs w:val="32"/>
+        </w:rPr>
+      </w:pPr>
+      <w:r>
+        <w:rPr>
+          <w:b/>
+          <w:bCs/>
+          <w:sz w:val="32"/>
+          <w:szCs w:val="32"/>
+          <w:highlight w:val="yellow"/>
+        </w:rPr>
+        <w:t>SYSTEM DATA FLOW</w:t>
+      </w:r>
+    </w:p>
+    <w:p>
+      <w:r>
+        <w:t xml:space="preserve">The </w:t>
+      </w:r>
+      <w:proofErr w:type="spellStart"/>
+      <w:r>
+        <w:t>TapTap</w:t>
+      </w:r>
+      <w:proofErr w:type="spellEnd"/>
+      <w:r>
+        <w:t xml:space="preserve"> Adaptive Modular Game Engine processes gameplay through a configuration-driven pipeline. The Game Loader initializes the engine by parsing a JSON game configuration and validating the structure. The Engine Core Controller then coordinates gameplay modules including the Level Manager, Adaptive Engine, and Score Engine. Player interactions generate performance metrics that are evaluated by the Adaptive Engine to determine progression decisions. The Score Engine computes performance scores, and the results are optionally transmitted to backend services for leaderboard and analytics tracking.</w:t>
+      </w:r>
+    </w:p>
+    <w:p>
+      <w:r>
+        <w:t>This data-driven flow ensures the engine remains flexible, scalable, and capable of supporting multiple game types without modifying the core engine logic.</w:t>
+      </w:r>
+    </w:p>
+    <w:p/>
     <w:p/>
     <w:p>
       <w:pPr>
@@ -1570,7 +1607,6 @@
         </w:numPr>
       </w:pPr>
       <w:r>
-        <w:lastRenderedPageBreak/>
         <w:t>Completion status</w:t>
       </w:r>
     </w:p>
